--- a/policies/build/preview_hco/HCO.FMS.2_v2_preview.docx
+++ b/policies/build/preview_hco/HCO.FMS.2_v2_preview.docx
@@ -773,7 +773,7 @@
           <w:sz w:val="22"/>
           <w:szCs w:val="22"/>
         </w:rPr>
-        <w:t xml:space="preserve">Boundaries: do not copy SHCO equivalent-chapter wording. Do not overwrite HCO AAC, COP, MOM, PRE, IPC, PSQ or ROM policies. Spell out abbreviations on first use in training materials. OE counts/levels/asterisks stay with the official portal Standards PDF. Method notes come from the Guidebook Interpretation paragraphs (scanned PDF md5 2c4489ee98de4ae9b49cba168ea9f42a).</w:t>
+        <w:t xml:space="preserve">Boundaries: do not overwrite HCO AAC, COP, MOM, PRE, IPC, PSQ or ROM policies. Spell out abbreviations on first use in training materials. OE counts/levels/asterisks stay with the official portal Standards PDF. Method notes come from the Guidebook Interpretation paragraphs (scanned PDF md5 2c4489ee98de4ae9b49cba168ea9f42a).</w:t>
       </w:r>
     </w:p>
     <w:p>
@@ -851,7 +851,7 @@
           <w:sz w:val="22"/>
           <w:szCs w:val="22"/>
         </w:rPr>
-        <w:t xml:space="preserve">3. Do not skip: There are internal and external sign postings in the organisation in a manner understood by the patient, fa...</w:t>
+        <w:t xml:space="preserve">3. Do not skip: There are internal and external sign postings in the organisation in a manner understood by the patient...</w:t>
       </w:r>
     </w:p>
     <w:p>
@@ -974,7 +974,7 @@
         <w:spacing w:after="100" w:before="220"/>
       </w:pPr>
       <w:r>
-        <w:t xml:space="preserve">5.2 As built and updated drawings are maintained as per statutory require...</w:t>
+        <w:t xml:space="preserve">5.2 As built and updated drawings are maintained as per statutory...</w:t>
       </w:r>
     </w:p>
     <w:p>
@@ -1019,7 +1019,7 @@
         <w:spacing w:after="100" w:before="220"/>
       </w:pPr>
       <w:r>
-        <w:t xml:space="preserve">5.3 There are internal and external sign postings in the organisation in ...</w:t>
+        <w:t xml:space="preserve">5.3 There are internal and external sign postings in the organisation in a...</w:t>
       </w:r>
     </w:p>
     <w:p>
@@ -1133,7 +1133,7 @@
         <w:spacing w:after="100" w:before="220"/>
       </w:pPr>
       <w:r>
-        <w:t xml:space="preserve">5.5 Alternate sources for electricity and water are provided as a backup ...</w:t>
+        <w:t xml:space="preserve">5.5 Alternate sources for electricity and water are provided as a backup...</w:t>
       </w:r>
     </w:p>
     <w:p>
@@ -1178,7 +1178,7 @@
         <w:spacing w:after="100" w:before="220"/>
       </w:pPr>
       <w:r>
-        <w:t xml:space="preserve">5.6 The organisation tests the functioning of these alternate sources at ...</w:t>
+        <w:t xml:space="preserve">5.6 The organisation tests the functioning of these alternate sources at a...</w:t>
       </w:r>
     </w:p>
     <w:p>
@@ -1269,6 +1269,20 @@
       </w:pPr>
       <w:r>
         <w:t xml:space="preserve">7. Governance and responsibility</w:t>
+      </w:r>
+    </w:p>
+    <w:p>
+      <w:pPr>
+        <w:spacing w:after="20" w:before="100"/>
+      </w:pPr>
+      <w:r>
+        <w:rPr>
+          <w:b/>
+          <w:bCs/>
+          <w:sz w:val="22"/>
+          <w:szCs w:val="22"/>
+        </w:rPr>
+        <w:t xml:space="preserve">Medical Superintendent</w:t>
       </w:r>
     </w:p>
     <w:p>
@@ -1285,7 +1299,21 @@
           <w:sz w:val="22"/>
           <w:szCs w:val="22"/>
         </w:rPr>
-        <w:t xml:space="preserve">Medical Superintendent</w:t>
+        <w:t xml:space="preserve">Accountable that FMS.2 is resourced and followed.</w:t>
+      </w:r>
+    </w:p>
+    <w:p>
+      <w:pPr>
+        <w:spacing w:after="20" w:before="100"/>
+      </w:pPr>
+      <w:r>
+        <w:rPr>
+          <w:b/>
+          <w:bCs/>
+          <w:sz w:val="22"/>
+          <w:szCs w:val="22"/>
+        </w:rPr>
+        <w:t xml:space="preserve">Engineering In-Charge</w:t>
       </w:r>
     </w:p>
     <w:p>
@@ -1302,7 +1330,21 @@
           <w:sz w:val="22"/>
           <w:szCs w:val="22"/>
         </w:rPr>
-        <w:t xml:space="preserve">Accountable that FMS.2 is resourced and followed.</w:t>
+        <w:t xml:space="preserve">Owns day-to-day implementation and records for this standard.</w:t>
+      </w:r>
+    </w:p>
+    <w:p>
+      <w:pPr>
+        <w:spacing w:after="20" w:before="100"/>
+      </w:pPr>
+      <w:r>
+        <w:rPr>
+          <w:b/>
+          <w:bCs/>
+          <w:sz w:val="22"/>
+          <w:szCs w:val="22"/>
+        </w:rPr>
+        <w:t xml:space="preserve">Quality Coordinator</w:t>
       </w:r>
     </w:p>
     <w:p>
@@ -1319,7 +1361,21 @@
           <w:sz w:val="22"/>
           <w:szCs w:val="22"/>
         </w:rPr>
-        <w:t xml:space="preserve">Engineering In-Charge</w:t>
+        <w:t xml:space="preserve">Audits this policy «quarterly»; holds training acknowledgements.</w:t>
+      </w:r>
+    </w:p>
+    <w:p>
+      <w:pPr>
+        <w:spacing w:after="20" w:before="100"/>
+      </w:pPr>
+      <w:r>
+        <w:rPr>
+          <w:b/>
+          <w:bCs/>
+          <w:sz w:val="22"/>
+          <w:szCs w:val="22"/>
+        </w:rPr>
+        <w:t xml:space="preserve">departmental leaders</w:t>
       </w:r>
     </w:p>
     <w:p>
@@ -1336,7 +1392,28 @@
           <w:sz w:val="22"/>
           <w:szCs w:val="22"/>
         </w:rPr>
-        <w:t xml:space="preserve">Owns day-to-day implementation and records for this standard.</w:t>
+        <w:t xml:space="preserve">Run the department-level duties this standard names.</w:t>
+      </w:r>
+    </w:p>
+    <w:p>
+      <w:pPr>
+        <w:pStyle w:val="Heading1"/>
+        <w:spacing w:after="120" w:before="280"/>
+      </w:pPr>
+      <w:r>
+        <w:t xml:space="preserve">8. Quality monitoring (RCA → CAPA)</w:t>
+      </w:r>
+    </w:p>
+    <w:p>
+      <w:pPr>
+        <w:spacing w:after="140"/>
+      </w:pPr>
+      <w:r>
+        <w:rPr>
+          <w:sz w:val="22"/>
+          <w:szCs w:val="22"/>
+        </w:rPr>
+        <w:t xml:space="preserve">The Quality Coordinator audits this policy «quarterly». The audit reviews:</w:t>
       </w:r>
     </w:p>
     <w:p>
@@ -1353,7 +1430,7 @@
           <w:sz w:val="22"/>
           <w:szCs w:val="22"/>
         </w:rPr>
-        <w:t xml:space="preserve">Quality Coordinator</w:t>
+        <w:t xml:space="preserve">Records for a sample of this standard's objective elements, checked against the What-we-do steps.</w:t>
       </w:r>
     </w:p>
     <w:p>
@@ -1370,7 +1447,7 @@
           <w:sz w:val="22"/>
           <w:szCs w:val="22"/>
         </w:rPr>
-        <w:t xml:space="preserve">Audits this policy «quarterly»; holds training acknowledgements.</w:t>
+        <w:t xml:space="preserve">CORE objective elements show no critical gaps in the sample.</w:t>
       </w:r>
     </w:p>
     <w:p>
@@ -1387,125 +1464,19 @@
           <w:sz w:val="22"/>
           <w:szCs w:val="22"/>
         </w:rPr>
-        <w:t xml:space="preserve">departmental leaders</w:t>
-      </w:r>
-    </w:p>
-    <w:p>
-      <w:pPr>
-        <w:pStyle w:val="ListParagraph"/>
-        <w:numPr>
-          <w:ilvl w:val="0"/>
-          <w:numId w:val="1"/>
-        </w:numPr>
-        <w:spacing w:after="60"/>
-      </w:pPr>
-      <w:r>
-        <w:rPr>
-          <w:sz w:val="22"/>
-          <w:szCs w:val="22"/>
-        </w:rPr>
-        <w:t xml:space="preserve">Run the department-level duties this standard names.</w:t>
-      </w:r>
-    </w:p>
-    <w:p>
-      <w:pPr>
-        <w:pStyle w:val="Heading1"/>
-        <w:spacing w:after="120" w:before="280"/>
-      </w:pPr>
-      <w:r>
-        <w:t xml:space="preserve">8. Quality monitoring (RCA → CAPA)</w:t>
-      </w:r>
-    </w:p>
-    <w:p>
-      <w:pPr>
-        <w:spacing w:after="140"/>
-      </w:pPr>
-      <w:r>
-        <w:rPr>
-          <w:sz w:val="22"/>
-          <w:szCs w:val="22"/>
-        </w:rPr>
-        <w:t xml:space="preserve">The Quality Coordinator audits this policy «quarterly».</w:t>
-      </w:r>
-    </w:p>
-    <w:p>
-      <w:pPr>
-        <w:spacing w:after="140"/>
-      </w:pPr>
-      <w:r>
-        <w:rPr>
-          <w:sz w:val="22"/>
-          <w:szCs w:val="22"/>
-        </w:rPr>
-        <w:t xml:space="preserve">What is monitored each quarter:</w:t>
-      </w:r>
-    </w:p>
-    <w:p>
-      <w:pPr>
-        <w:pStyle w:val="ListParagraph"/>
-        <w:numPr>
-          <w:ilvl w:val="0"/>
-          <w:numId w:val="1"/>
-        </w:numPr>
-        <w:spacing w:after="60"/>
-      </w:pPr>
-      <w:r>
-        <w:rPr>
-          <w:sz w:val="22"/>
-          <w:szCs w:val="22"/>
-        </w:rPr>
-        <w:t xml:space="preserve">Sample of records for each OE FMS.2.a–f.</w:t>
-      </w:r>
-    </w:p>
-    <w:p>
-      <w:pPr>
-        <w:pStyle w:val="ListParagraph"/>
-        <w:numPr>
-          <w:ilvl w:val="0"/>
-          <w:numId w:val="1"/>
-        </w:numPr>
-        <w:spacing w:after="60"/>
-      </w:pPr>
-      <w:r>
-        <w:rPr>
-          <w:sz w:val="22"/>
-          <w:szCs w:val="22"/>
-        </w:rPr>
-        <w:t xml:space="preserve">Asterisked elements (none) have document evidence as required.</w:t>
-      </w:r>
-    </w:p>
-    <w:p>
-      <w:pPr>
-        <w:pStyle w:val="ListParagraph"/>
-        <w:numPr>
-          <w:ilvl w:val="0"/>
-          <w:numId w:val="1"/>
-        </w:numPr>
-        <w:spacing w:after="60"/>
-      </w:pPr>
-      <w:r>
-        <w:rPr>
-          <w:sz w:val="22"/>
-          <w:szCs w:val="22"/>
-        </w:rPr>
-        <w:t xml:space="preserve">CORE elements (cd) show no critical gaps in the sample.</w:t>
-      </w:r>
-    </w:p>
-    <w:p>
-      <w:pPr>
-        <w:pStyle w:val="ListParagraph"/>
-        <w:numPr>
-          <w:ilvl w:val="0"/>
-          <w:numId w:val="1"/>
-        </w:numPr>
-        <w:spacing w:after="60"/>
-      </w:pPr>
-      <w:r>
-        <w:rPr>
-          <w:sz w:val="22"/>
-          <w:szCs w:val="22"/>
-        </w:rPr>
         <w:t xml:space="preserve">Stop-work events (if any) are logged with outcome.</w:t>
+      </w:r>
+    </w:p>
+    <w:p>
+      <w:pPr>
+        <w:spacing w:after="140"/>
+      </w:pPr>
+      <w:r>
+        <w:rPr>
+          <w:sz w:val="22"/>
+          <w:szCs w:val="22"/>
+        </w:rPr>
+        <w:t xml:space="preserve">Root-cause analysis is required when a gap found in this audit remains open beyond «90 days».</w:t>
       </w:r>
     </w:p>
     <w:p>
@@ -3161,7 +3132,7 @@
           <w:sz w:val="22"/>
           <w:szCs w:val="22"/>
         </w:rPr>
-        <w:t xml:space="preserve">Records showing FMS.2.a was followed for sampled cases.</w:t>
+        <w:t xml:space="preserve">Current space-versus-services map for each department.</w:t>
       </w:r>
     </w:p>
     <w:p>
@@ -3178,7 +3149,7 @@
           <w:sz w:val="22"/>
           <w:szCs w:val="22"/>
         </w:rPr>
-        <w:t xml:space="preserve">Written guidance / protocol referenced for this element (where required).</w:t>
+        <w:t xml:space="preserve">National or international guidance reference used (for example AERB guidance for a radiation area).</w:t>
       </w:r>
     </w:p>
     <w:p>
@@ -3195,7 +3166,7 @@
           <w:sz w:val="22"/>
           <w:szCs w:val="22"/>
         </w:rPr>
-        <w:t xml:space="preserve">Audit sample notes for FMS.2.a reviewed «quarterly».</w:t>
+        <w:t xml:space="preserve">Escalation record for any service listed without matching space.</w:t>
       </w:r>
     </w:p>
     <w:p>
@@ -3221,7 +3192,7 @@
           <w:sz w:val="22"/>
           <w:szCs w:val="22"/>
         </w:rPr>
-        <w:t xml:space="preserve">Records showing FMS.2.b was followed for sampled cases.</w:t>
+        <w:t xml:space="preserve">Current as-built and updated drawing set: site layout, floor plans, floor-wise evacuation plans, and separate civil, electrical, ELV, plumbing, HVAC, medical-gas and IT drawings.</w:t>
       </w:r>
     </w:p>
     <w:p>
@@ -3238,7 +3209,7 @@
           <w:sz w:val="22"/>
           <w:szCs w:val="22"/>
         </w:rPr>
-        <w:t xml:space="preserve">Written guidance / protocol referenced for this element (where required).</w:t>
+        <w:t xml:space="preserve">Named custodian record for the drawing set.</w:t>
       </w:r>
     </w:p>
     <w:p>
@@ -3255,7 +3226,7 @@
           <w:sz w:val="22"/>
           <w:szCs w:val="22"/>
         </w:rPr>
-        <w:t xml:space="preserve">Audit sample notes for FMS.2.b reviewed «quarterly».</w:t>
+        <w:t xml:space="preserve">Date of last update against a facility change.</w:t>
       </w:r>
     </w:p>
     <w:p>
@@ -3281,7 +3252,7 @@
           <w:sz w:val="22"/>
           <w:szCs w:val="22"/>
         </w:rPr>
-        <w:t xml:space="preserve">Records showing FMS.2.c was followed for sampled cases.</w:t>
+        <w:t xml:space="preserve">Signage inventory or walk log by area, noting language and/or pictorial form and bilingual coverage.</w:t>
       </w:r>
     </w:p>
     <w:p>
@@ -3298,7 +3269,7 @@
           <w:sz w:val="22"/>
           <w:szCs w:val="22"/>
         </w:rPr>
-        <w:t xml:space="preserve">Written guidance / protocol referenced for this element (where required).</w:t>
+        <w:t xml:space="preserve">Statutory posting-requirement reference applicable to this site.</w:t>
       </w:r>
     </w:p>
     <w:p>
@@ -3315,7 +3286,16 @@
           <w:sz w:val="22"/>
           <w:szCs w:val="22"/>
         </w:rPr>
-        <w:t xml:space="preserve">Audit sample notes for FMS.2.c reviewed «quarterly».</w:t>
+        <w:t xml:space="preserve">Quarterly signage-walk record.</w:t>
+      </w:r>
+    </w:p>
+    <w:p>
+      <w:pPr>
+        <w:pStyle w:val="Heading2"/>
+        <w:spacing w:after="100" w:before="220"/>
+      </w:pPr>
+      <w:r>
+        <w:t xml:space="preserve">FMS.2.d — Potable water and electricity are available round the clock.</w:t>
       </w:r>
     </w:p>
     <w:p>
@@ -3332,16 +3312,7 @@
           <w:sz w:val="22"/>
           <w:szCs w:val="22"/>
         </w:rPr>
-        <w:t xml:space="preserve">CORE-element sample with no critical gaps in the quarter under review.</w:t>
-      </w:r>
-    </w:p>
-    <w:p>
-      <w:pPr>
-        <w:pStyle w:val="Heading2"/>
-        <w:spacing w:after="100" w:before="220"/>
-      </w:pPr>
-      <w:r>
-        <w:t xml:space="preserve">FMS.2.d — Potable water and electricity are available round the clock.</w:t>
+        <w:t xml:space="preserve">Potable-water test results: biochemical at least quarterly and microbiological at least monthly, against IS 10500.</w:t>
       </w:r>
     </w:p>
     <w:p>
@@ -3358,7 +3329,7 @@
           <w:sz w:val="22"/>
           <w:szCs w:val="22"/>
         </w:rPr>
-        <w:t xml:space="preserve">Records showing FMS.2.d was followed for sampled cases.</w:t>
+        <w:t xml:space="preserve">Dialysis reverse-osmosis inlet-water endotoxin test record, where dialysis is in scope.</w:t>
       </w:r>
     </w:p>
     <w:p>
@@ -3375,7 +3346,16 @@
           <w:sz w:val="22"/>
           <w:szCs w:val="22"/>
         </w:rPr>
-        <w:t xml:space="preserve">Written guidance / protocol referenced for this element (where required).</w:t>
+        <w:t xml:space="preserve">Continuity log confirming no unplanned water or power outage in a care area without the FMS.7 continuity plan activating.</w:t>
+      </w:r>
+    </w:p>
+    <w:p>
+      <w:pPr>
+        <w:pStyle w:val="Heading2"/>
+        <w:spacing w:after="100" w:before="220"/>
+      </w:pPr>
+      <w:r>
+        <w:t xml:space="preserve">FMS.2.e — Alternate sources for electricity and water are provided as a backup for any failure / shortage.</w:t>
       </w:r>
     </w:p>
     <w:p>
@@ -3392,7 +3372,7 @@
           <w:sz w:val="22"/>
           <w:szCs w:val="22"/>
         </w:rPr>
-        <w:t xml:space="preserve">Audit sample notes for FMS.2.d reviewed «quarterly».</w:t>
+        <w:t xml:space="preserve">Backup-source inventory: diesel generator, solar, uninterruptible power supply, bore/tanker/extra tanks as named.</w:t>
       </w:r>
     </w:p>
     <w:p>
@@ -3409,16 +3389,7 @@
           <w:sz w:val="22"/>
           <w:szCs w:val="22"/>
         </w:rPr>
-        <w:t xml:space="preserve">CORE-element sample with no critical gaps in the quarter under review.</w:t>
-      </w:r>
-    </w:p>
-    <w:p>
-      <w:pPr>
-        <w:pStyle w:val="Heading2"/>
-        <w:spacing w:after="100" w:before="220"/>
-      </w:pPr>
-      <w:r>
-        <w:t xml:space="preserve">FMS.2.e — Alternate sources for electricity and water are provided as a backup for any failure / shortage.</w:t>
+        <w:t xml:space="preserve">Electric-load calculation matching demand.</w:t>
       </w:r>
     </w:p>
     <w:p>
@@ -3435,7 +3406,16 @@
           <w:sz w:val="22"/>
           <w:szCs w:val="22"/>
         </w:rPr>
-        <w:t xml:space="preserve">Records showing FMS.2.e was followed for sampled cases.</w:t>
+        <w:t xml:space="preserve">Continuity-action record naming each critical area's backup path.</w:t>
+      </w:r>
+    </w:p>
+    <w:p>
+      <w:pPr>
+        <w:pStyle w:val="Heading2"/>
+        <w:spacing w:after="100" w:before="220"/>
+      </w:pPr>
+      <w:r>
+        <w:t xml:space="preserve">FMS.2.f — The organisation tests the functioning of these alternate sources at a predefined frequency.</w:t>
       </w:r>
     </w:p>
     <w:p>
@@ -3452,7 +3432,7 @@
           <w:sz w:val="22"/>
           <w:szCs w:val="22"/>
         </w:rPr>
-        <w:t xml:space="preserve">Written guidance / protocol referenced for this element (where required).</w:t>
+        <w:t xml:space="preserve">Diesel-generator test log at the defined frequency (default monthly).</w:t>
       </w:r>
     </w:p>
     <w:p>
@@ -3469,16 +3449,7 @@
           <w:sz w:val="22"/>
           <w:szCs w:val="22"/>
         </w:rPr>
-        <w:t xml:space="preserve">Audit sample notes for FMS.2.e reviewed «quarterly».</w:t>
-      </w:r>
-    </w:p>
-    <w:p>
-      <w:pPr>
-        <w:pStyle w:val="Heading2"/>
-        <w:spacing w:after="100" w:before="220"/>
-      </w:pPr>
-      <w:r>
-        <w:t xml:space="preserve">FMS.2.f — The organisation tests the functioning of these alternate sources at a predefined frequency.</w:t>
+        <w:t xml:space="preserve">Water-acceptance test record for any occasion an emergency water source was used.</w:t>
       </w:r>
     </w:p>
     <w:p>
@@ -3495,41 +3466,7 @@
           <w:sz w:val="22"/>
           <w:szCs w:val="22"/>
         </w:rPr>
-        <w:t xml:space="preserve">Records showing FMS.2.f was followed for sampled cases.</w:t>
-      </w:r>
-    </w:p>
-    <w:p>
-      <w:pPr>
-        <w:pStyle w:val="ListParagraph"/>
-        <w:numPr>
-          <w:ilvl w:val="0"/>
-          <w:numId w:val="1"/>
-        </w:numPr>
-        <w:spacing w:after="60"/>
-      </w:pPr>
-      <w:r>
-        <w:rPr>
-          <w:sz w:val="22"/>
-          <w:szCs w:val="22"/>
-        </w:rPr>
-        <w:t xml:space="preserve">Written guidance / protocol referenced for this element (where required).</w:t>
-      </w:r>
-    </w:p>
-    <w:p>
-      <w:pPr>
-        <w:pStyle w:val="ListParagraph"/>
-        <w:numPr>
-          <w:ilvl w:val="0"/>
-          <w:numId w:val="1"/>
-        </w:numPr>
-        <w:spacing w:after="60"/>
-      </w:pPr>
-      <w:r>
-        <w:rPr>
-          <w:sz w:val="22"/>
-          <w:szCs w:val="22"/>
-        </w:rPr>
-        <w:t xml:space="preserve">Audit sample notes for FMS.2.f reviewed «quarterly».</w:t>
+        <w:t xml:space="preserve">Corrective-action record for any failed alternate-source test.</w:t>
       </w:r>
     </w:p>
     <w:p>

--- a/policies/build/preview_hco/HCO.FMS.2_v2_preview.docx
+++ b/policies/build/preview_hco/HCO.FMS.2_v2_preview.docx
@@ -692,7 +692,7 @@
           <w:sz w:val="22"/>
           <w:szCs w:val="22"/>
         </w:rPr>
-        <w:t xml:space="preserve">It covers objective elements FMS.2.a–f (6 elements).</w:t>
+        <w:t xml:space="preserve">This policy covers all 6 requirements under this standard, listed in detail below.</w:t>
       </w:r>
     </w:p>
     <w:p>
@@ -716,7 +716,7 @@
           <w:sz w:val="22"/>
           <w:szCs w:val="22"/>
         </w:rPr>
-        <w:t xml:space="preserve">This policy owns FMS.2. Related AAC, COP, MOM, PRE, IPC, PSQ and ROM duties stay with those policies — cross-reference only. Other FMS standards stay with their own policies.</w:t>
+        <w:t xml:space="preserve">This policy covers planned facilities and environment-friendly measures specifically. Related duties — like patient assessment, clinical care, medication management, patient rights, infection control, quality and safety monitoring, or hospital governance — are covered in the hospital's other policies, not repeated here. Other FMS standards stay with their own policies.</w:t>
       </w:r>
     </w:p>
     <w:p>
@@ -761,19 +761,19 @@
           <w:sz w:val="22"/>
           <w:szCs w:val="22"/>
         </w:rPr>
-        <w:t xml:space="preserve">It covers 6 objective elements (FMS.2.a, FMS.2.b, FMS.2.c, FMS.2.d, FMS.2.e, FMS.2.f).</w:t>
-      </w:r>
-    </w:p>
-    <w:p>
-      <w:pPr>
-        <w:spacing w:after="140"/>
-      </w:pPr>
-      <w:r>
-        <w:rPr>
-          <w:sz w:val="22"/>
-          <w:szCs w:val="22"/>
-        </w:rPr>
-        <w:t xml:space="preserve">Boundaries: do not overwrite HCO AAC, COP, MOM, PRE, IPC, PSQ or ROM policies. Spell out abbreviations on first use in training materials. OE counts/levels/asterisks stay with the official portal Standards PDF. Method notes come from the Guidebook Interpretation paragraphs (scanned PDF md5 2c4489ee98de4ae9b49cba168ea9f42a).</w:t>
+        <w:t xml:space="preserve">This policy covers all 6 requirements under this standard, listed in detail below.</w:t>
+      </w:r>
+    </w:p>
+    <w:p>
+      <w:pPr>
+        <w:spacing w:after="140"/>
+      </w:pPr>
+      <w:r>
+        <w:rPr>
+          <w:sz w:val="22"/>
+          <w:szCs w:val="22"/>
+        </w:rPr>
+        <w:t xml:space="preserve">This policy covers planned facilities and environment-friendly measures specifically. Related duties — like patient assessment, clinical care, medication management, patient rights, infection control, quality and safety monitoring, or hospital governance — are covered in the hospital's other policies, not repeated here. Spell out abbreviations on first use in training materials. OE counts/levels/asterisks stay with the official portal Standards PDF. Method notes come from the Guidebook Interpretation paragraphs (scanned PDF md5 2c4489ee98de4ae9b49cba168ea9f42a).</w:t>
       </w:r>
     </w:p>
     <w:p>
